--- a/1952.7/1952年7月8日，关于目前开展增产节约运动中应注意的问题的指示__LLM初注.docx
+++ b/1952.7/1952年7月8日，关于目前开展增产节约运动中应注意的问题的指示__LLM初注.docx
@@ -447,8 +447,13 @@
       </w:r>
     </w:p>
     <w:p>
+      <w:commentRangeStart w:id="0"/>
       <w:r>
         <w:t>1. 【需核】华东工业会议的报告和东北、华北关于增产节约运动的报告的具体内容需要核查。</w:t>
+      </w:r>
+      <w:commentRangeEnd w:id="0"/>
+      <w:r>
+        <w:commentReference w:id="0"/>
       </w:r>
     </w:p>
     <w:sectPr>
@@ -464,6 +469,18 @@
     </w:sectPr>
   </w:body>
 </w:document>
+</file>
+
+<file path=word/comments.xml><?xml version="1.0" encoding="utf-8"?>
+<w:comments xmlns:w="http://schemas.openxmlformats.org/wordprocessingml/2006/main">
+  <w:comment w:id="0" w:author="LLM初注待核" w:date="2026-07-05T15:07:29Z">
+    <w:p>
+      <w:r>
+        <w:t>【需核】华东工业会议的报告和东北、华北关于增产节约运动的报告的具体内容需要核查。</w:t>
+      </w:r>
+    </w:p>
+  </w:comment>
+</w:comments>
 </file>
 
 <file path=word/footer1.xml><?xml version="1.0" encoding="utf-8"?>

--- a/1952.7/1952年7月8日，关于目前开展增产节约运动中应注意的问题的指示__LLM初注.docx
+++ b/1952.7/1952年7月8日，关于目前开展增产节约运动中应注意的问题的指示__LLM初注.docx
@@ -453,6 +453,9 @@
       </w:r>
       <w:commentRangeEnd w:id="0"/>
       <w:r>
+        <w:rPr>
+          <w:rStyle w:val="CommentReference"/>
+        </w:rPr>
         <w:commentReference w:id="0"/>
       </w:r>
     </w:p>
@@ -475,6 +478,9 @@
 <w:comments xmlns:w="http://schemas.openxmlformats.org/wordprocessingml/2006/main">
   <w:comment w:id="0" w:author="LLM初注待核" w:date="2026-07-05T15:07:29Z">
     <w:p>
+      <w:pPr>
+        <w:pStyle w:val="CommentText"/>
+      </w:pPr>
       <w:r>
         <w:t>【需核】华东工业会议的报告和东北、华北关于增产节约运动的报告的具体内容需要核查。</w:t>
       </w:r>

--- a/1952.7/1952年7月8日，关于目前开展增产节约运动中应注意的问题的指示__LLM初注.docx
+++ b/1952.7/1952年7月8日，关于目前开展增产节约运动中应注意的问题的指示__LLM初注.docx
@@ -41,11 +41,20 @@
       <w:r>
         <w:rPr>
           <w:rStyle w:val="FootnoteReference"/>
-        </w:rPr>
+          <w:vertAlign w:val="superscript"/>
+        </w:rPr>
+        <w:t>[</w:t>
         <w:footnoteReference w:id="4"/>
-      </w:r>
-      <w:r>
-        <w:rPr/>
+        <w:t>]</w:t>
+      </w:r>
+      <w:r>
+        <w:rPr>
+          <w:rFonts w:hint="eastAsia" w:ascii="黑体" w:hAnsi="黑体" w:eastAsia="黑体" w:cs="黑体"/>
+          <w:sz w:val="44"/>
+          <w:szCs w:val="44"/>
+          <w:vertAlign w:val="baseline"/>
+          <w:lang w:val="en-US" w:eastAsia="zh-CN"/>
+        </w:rPr>
         <w:t xml:space="preserve">运动中应注意的问题的指示</w:t>
       </w:r>
       <w:bookmarkEnd w:id="0"/>
@@ -61,13 +70,16 @@
       </w:r>
       <w:r>
         <w:rPr>
+          <w:rStyle w:val="FootnoteReference"/>
           <w:rFonts w:hint="eastAsia" w:ascii="仿宋" w:hAnsi="仿宋" w:eastAsia="仿宋" w:cs="仿宋"/>
           <w:sz w:val="36"/>
           <w:szCs w:val="36"/>
           <w:vertAlign w:val="superscript"/>
           <w:lang w:val="en-US" w:eastAsia="zh-CN"/>
         </w:rPr>
+        <w:t>[</w:t>
         <w:footnoteReference w:id="0"/>
+        <w:t>]</w:t>
       </w:r>
       <w:r>
         <w:rPr>
@@ -215,21 +227,35 @@
       <w:r>
         <w:rPr>
           <w:rStyle w:val="FootnoteReference"/>
-        </w:rPr>
+          <w:vertAlign w:val="superscript"/>
+        </w:rPr>
+        <w:t>[</w:t>
         <w:footnoteReference w:id="5"/>
-      </w:r>
-      <w:r>
-        <w:rPr/>
+        <w:t>]</w:t>
+      </w:r>
+      <w:r>
+        <w:rPr>
+          <w:rFonts w:hint="eastAsia" w:ascii="仿宋" w:hAnsi="仿宋" w:eastAsia="仿宋"/>
+          <w:sz w:val="32"/>
+          <w:szCs w:val="32"/>
+        </w:rPr>
         <w:t>运动胜利的基础上，依靠广大职工的空前的觉悟程度和劳动积极性，不仅要努力完成今年的生产财务计划和增产节约计划，而且要改进生产管理，改善劳动组织和提高技术，打下经济核算制</w:t>
       </w:r>
       <w:r>
         <w:rPr>
           <w:rStyle w:val="FootnoteReference"/>
-        </w:rPr>
+          <w:vertAlign w:val="superscript"/>
+        </w:rPr>
+        <w:t>[</w:t>
         <w:footnoteReference w:id="6"/>
-      </w:r>
-      <w:r>
-        <w:rPr/>
+        <w:t>]</w:t>
+      </w:r>
+      <w:r>
+        <w:rPr>
+          <w:rFonts w:hint="eastAsia" w:ascii="仿宋" w:hAnsi="仿宋" w:eastAsia="仿宋"/>
+          <w:sz w:val="32"/>
+          <w:szCs w:val="32"/>
+        </w:rPr>
         <w:t xml:space="preserve">的必要基础，从而结束将旧企业转变为新企业的改造过程，使我们能掌握成套的新的经营管理的经验，以迎接即将到来的大规模的经济建设任务。因之，除了制订增产节约的奋斗目标，并动员和组织广大职工为实现这一目标而奋斗外，必须注意经营管理工作的改进。其次在组织增产节约运动和竞赛运动时，应该注意根据各种产品供销的不同情况，分别地、具体地规定各个厂矿在增产节约运动中的具体奋斗目标和竞赛重点：凡原料足、销路好的厂矿，应该首先注意增产，并在增产中力求提高产品质量和降低成本。凡销路好，但原材料供应有困难的厂矿，应首先注意节约，从节约原材料中来争取增产。凡销路和原材料供应都有困难的厂矿，则应努力改善经营管理，提高技术，提高产品质量，增加新的品种。以上3种厂矿，都应具体地分析自己的内部情况，首先集中力量解决最关键的一环，从而推动全面，保证全国生产在各方面能有节奏的、平衡的前进。在增产节约运动中，由于技术与劳动组织的改进，劳动生产率的提高，必然产生职工多余的问题。我们决不能因担心有剩余职工，而不敢坚决地实行企业的改革与劳动生产率的提高，也不应将多余的劳动力轻率处理，从国家的长远利益着眼，对因生产改革多余下来的职工，必须坚决采取包下来的方针，用轮训的办法，提高工人的政治、文化与技术水平，以准备国家建设的需要。至于多余职工的工资，仍应计入各厂矿成本之内（今年是已经编入财务计划内的），而另从节省原材料、节省运输，减少管理费、加速资金的周转中来努力降低成本。</w:t>
       </w:r>
     </w:p>
@@ -268,41 +294,69 @@
       <w:r>
         <w:rPr>
           <w:rStyle w:val="FootnoteReference"/>
-        </w:rPr>
+          <w:vertAlign w:val="superscript"/>
+        </w:rPr>
+        <w:t>[</w:t>
         <w:footnoteReference w:id="7"/>
-      </w:r>
-      <w:r>
-        <w:rPr/>
+        <w:t>]</w:t>
+      </w:r>
+      <w:r>
+        <w:rPr>
+          <w:rFonts w:hint="eastAsia" w:ascii="仿宋" w:hAnsi="仿宋" w:eastAsia="仿宋"/>
+          <w:sz w:val="32"/>
+          <w:szCs w:val="32"/>
+        </w:rPr>
         <w:t>运动的胜利，迅速结合生产与生活，建立正常的劳资关系，团结资方，及时转入生产。因之，第一，在杜绝资本家再施“五毒”</w:t>
       </w:r>
       <w:r>
         <w:rPr>
           <w:rStyle w:val="FootnoteReference"/>
-        </w:rPr>
+          <w:vertAlign w:val="superscript"/>
+        </w:rPr>
+        <w:t>[</w:t>
         <w:footnoteReference w:id="8"/>
-      </w:r>
-      <w:r>
-        <w:rPr/>
+        <w:t>]</w:t>
+      </w:r>
+      <w:r>
+        <w:rPr>
+          <w:rFonts w:hint="eastAsia" w:ascii="仿宋" w:hAnsi="仿宋" w:eastAsia="仿宋"/>
+          <w:sz w:val="32"/>
+          <w:szCs w:val="32"/>
+        </w:rPr>
         <w:t>、认真执行劳资两利</w:t>
       </w:r>
       <w:r>
         <w:rPr>
           <w:rStyle w:val="FootnoteReference"/>
-        </w:rPr>
+          <w:vertAlign w:val="superscript"/>
+        </w:rPr>
+        <w:t>[</w:t>
         <w:footnoteReference w:id="9"/>
-      </w:r>
-      <w:r>
-        <w:rPr/>
+        <w:t>]</w:t>
+      </w:r>
+      <w:r>
+        <w:rPr>
+          <w:rFonts w:hint="eastAsia" w:ascii="仿宋" w:hAnsi="仿宋" w:eastAsia="仿宋"/>
+          <w:sz w:val="32"/>
+          <w:szCs w:val="32"/>
+        </w:rPr>
         <w:t>政策的条件下，亦应根据各个行业的不同情况制订增产节约计划，组织竞赛，动员劳资双方为完成这一计划而努力。第二，在增产节约的基础上，应根据各地各业的不同情况，通过劳资协商的方式订立集体合同</w:t>
       </w:r>
       <w:r>
         <w:rPr>
           <w:rStyle w:val="FootnoteReference"/>
-        </w:rPr>
+          <w:vertAlign w:val="superscript"/>
+        </w:rPr>
+        <w:t>[</w:t>
         <w:footnoteReference w:id="10"/>
-      </w:r>
-      <w:r>
-        <w:rPr/>
+        <w:t>]</w:t>
+      </w:r>
+      <w:r>
+        <w:rPr>
+          <w:rFonts w:hint="eastAsia" w:ascii="仿宋" w:hAnsi="仿宋" w:eastAsia="仿宋"/>
+          <w:sz w:val="32"/>
+          <w:szCs w:val="32"/>
+        </w:rPr>
         <w:t xml:space="preserve">，合理地解决工资、工时及工人迫切要求而又可能解决的福利问题，适当地改善职工的生活待遇和劳动条件。至于监督生产问题，除在大城市选择一、二个适当的工厂，进行试点，积累经验外，目前不普遍实行，待劳资关系走入正常及生产恢复后，准备今冬明春重点实行。</w:t>
       </w:r>
     </w:p>

--- a/1952.7/1952年7月8日，关于目前开展增产节约运动中应注意的问题的指示__LLM初注.docx
+++ b/1952.7/1952年7月8日，关于目前开展增产节约运动中应注意的问题的指示__LLM初注.docx
@@ -43,9 +43,16 @@
           <w:rStyle w:val="FootnoteReference"/>
           <w:vertAlign w:val="superscript"/>
         </w:rPr>
-        <w:t>[</w:t>
+        <w:t>[1]</w:t>
+      </w:r>
+      <w:r>
+        <w:rPr>
+          <w:rStyle w:val="FootnoteReference"/>
+          <w:vertAlign w:val="superscript"/>
+          <w:vanish/>
+          <w:specVanish/>
+        </w:rPr>
         <w:footnoteReference w:id="4"/>
-        <w:t>]</w:t>
       </w:r>
       <w:r>
         <w:rPr>
@@ -60,36 +67,19 @@
       <w:bookmarkEnd w:id="0"/>
       <w:r>
         <w:rPr>
-          <w:rFonts w:hint="eastAsia" w:ascii="仿宋" w:hAnsi="仿宋" w:eastAsia="仿宋" w:cs="仿宋"/>
-          <w:sz w:val="36"/>
-          <w:szCs w:val="36"/>
+          <w:rStyle w:val="FootnoteReference"/>
           <w:vertAlign w:val="superscript"/>
-          <w:lang w:val="en-US" w:eastAsia="zh-CN"/>
-        </w:rPr>
-        <w:t>[</w:t>
-      </w:r>
-      <w:r>
-        <w:rPr>
-          <w:rStyle w:val="FootnoteReference"/>
-          <w:rFonts w:hint="eastAsia" w:ascii="仿宋" w:hAnsi="仿宋" w:eastAsia="仿宋" w:cs="仿宋"/>
-          <w:sz w:val="36"/>
-          <w:szCs w:val="36"/>
+        </w:rPr>
+        <w:t>[2]</w:t>
+      </w:r>
+      <w:r>
+        <w:rPr>
+          <w:rStyle w:val="FootnoteReference"/>
           <w:vertAlign w:val="superscript"/>
-          <w:lang w:val="en-US" w:eastAsia="zh-CN"/>
-        </w:rPr>
-        <w:t>[</w:t>
+          <w:vanish/>
+          <w:specVanish/>
+        </w:rPr>
         <w:footnoteReference w:id="0"/>
-        <w:t>]</w:t>
-      </w:r>
-      <w:r>
-        <w:rPr>
-          <w:rFonts w:hint="eastAsia" w:ascii="仿宋" w:hAnsi="仿宋" w:eastAsia="仿宋" w:cs="仿宋"/>
-          <w:sz w:val="36"/>
-          <w:szCs w:val="36"/>
-          <w:vertAlign w:val="superscript"/>
-          <w:lang w:val="en-US" w:eastAsia="zh-CN"/>
-        </w:rPr>
-        <w:t>]</w:t>
       </w:r>
     </w:p>
     <w:p>
@@ -229,9 +219,16 @@
           <w:rStyle w:val="FootnoteReference"/>
           <w:vertAlign w:val="superscript"/>
         </w:rPr>
-        <w:t>[</w:t>
+        <w:t>[3]</w:t>
+      </w:r>
+      <w:r>
+        <w:rPr>
+          <w:rStyle w:val="FootnoteReference"/>
+          <w:vertAlign w:val="superscript"/>
+          <w:vanish/>
+          <w:specVanish/>
+        </w:rPr>
         <w:footnoteReference w:id="5"/>
-        <w:t>]</w:t>
       </w:r>
       <w:r>
         <w:rPr>
@@ -246,9 +243,16 @@
           <w:rStyle w:val="FootnoteReference"/>
           <w:vertAlign w:val="superscript"/>
         </w:rPr>
-        <w:t>[</w:t>
+        <w:t>[4]</w:t>
+      </w:r>
+      <w:r>
+        <w:rPr>
+          <w:rStyle w:val="FootnoteReference"/>
+          <w:vertAlign w:val="superscript"/>
+          <w:vanish/>
+          <w:specVanish/>
+        </w:rPr>
         <w:footnoteReference w:id="6"/>
-        <w:t>]</w:t>
       </w:r>
       <w:r>
         <w:rPr>
@@ -296,9 +300,16 @@
           <w:rStyle w:val="FootnoteReference"/>
           <w:vertAlign w:val="superscript"/>
         </w:rPr>
-        <w:t>[</w:t>
+        <w:t>[5]</w:t>
+      </w:r>
+      <w:r>
+        <w:rPr>
+          <w:rStyle w:val="FootnoteReference"/>
+          <w:vertAlign w:val="superscript"/>
+          <w:vanish/>
+          <w:specVanish/>
+        </w:rPr>
         <w:footnoteReference w:id="7"/>
-        <w:t>]</w:t>
       </w:r>
       <w:r>
         <w:rPr>
@@ -313,9 +324,16 @@
           <w:rStyle w:val="FootnoteReference"/>
           <w:vertAlign w:val="superscript"/>
         </w:rPr>
-        <w:t>[</w:t>
+        <w:t>[6]</w:t>
+      </w:r>
+      <w:r>
+        <w:rPr>
+          <w:rStyle w:val="FootnoteReference"/>
+          <w:vertAlign w:val="superscript"/>
+          <w:vanish/>
+          <w:specVanish/>
+        </w:rPr>
         <w:footnoteReference w:id="8"/>
-        <w:t>]</w:t>
       </w:r>
       <w:r>
         <w:rPr>
@@ -330,9 +348,16 @@
           <w:rStyle w:val="FootnoteReference"/>
           <w:vertAlign w:val="superscript"/>
         </w:rPr>
-        <w:t>[</w:t>
+        <w:t>[7]</w:t>
+      </w:r>
+      <w:r>
+        <w:rPr>
+          <w:rStyle w:val="FootnoteReference"/>
+          <w:vertAlign w:val="superscript"/>
+          <w:vanish/>
+          <w:specVanish/>
+        </w:rPr>
         <w:footnoteReference w:id="9"/>
-        <w:t>]</w:t>
       </w:r>
       <w:r>
         <w:rPr>
@@ -347,9 +372,16 @@
           <w:rStyle w:val="FootnoteReference"/>
           <w:vertAlign w:val="superscript"/>
         </w:rPr>
-        <w:t>[</w:t>
+        <w:t>[8]</w:t>
+      </w:r>
+      <w:r>
+        <w:rPr>
+          <w:rStyle w:val="FootnoteReference"/>
+          <w:vertAlign w:val="superscript"/>
+          <w:vanish/>
+          <w:specVanish/>
+        </w:rPr>
         <w:footnoteReference w:id="10"/>
-        <w:t>]</w:t>
       </w:r>
       <w:r>
         <w:rPr>
@@ -674,33 +706,9 @@
       </w:pPr>
       <w:r>
         <w:rPr>
-          <w:rFonts w:hint="eastAsia" w:asciiTheme="minorEastAsia" w:hAnsiTheme="minorEastAsia" w:eastAsiaTheme="minorEastAsia" w:cstheme="minorBidi"/>
-          <w:kern w:val="2"/>
-          <w:sz w:val="21"/>
-          <w:szCs w:val="21"/>
-          <w:lang w:val="en-US" w:eastAsia="zh-CN" w:bidi="ar-SA"/>
-        </w:rPr>
-        <w:t>[</w:t>
-      </w:r>
-      <w:r>
-        <w:rPr>
-          <w:rFonts w:hint="eastAsia" w:asciiTheme="minorEastAsia" w:hAnsiTheme="minorEastAsia" w:eastAsiaTheme="minorEastAsia" w:cstheme="minorBidi"/>
-          <w:kern w:val="2"/>
-          <w:sz w:val="21"/>
-          <w:szCs w:val="21"/>
-          <w:lang w:val="en-US" w:eastAsia="zh-CN" w:bidi="ar-SA"/>
-        </w:rPr>
-        <w:footnoteRef/>
-      </w:r>
-      <w:r>
-        <w:rPr>
-          <w:rFonts w:hint="eastAsia" w:asciiTheme="minorEastAsia" w:hAnsiTheme="minorEastAsia" w:eastAsiaTheme="minorEastAsia" w:cstheme="minorBidi"/>
-          <w:kern w:val="2"/>
-          <w:sz w:val="21"/>
-          <w:szCs w:val="21"/>
-          <w:lang w:val="en-US" w:eastAsia="zh-CN" w:bidi="ar-SA"/>
-        </w:rPr>
-        <w:t>]</w:t>
+          <w:rStyle w:val="FootnoteReference"/>
+        </w:rPr>
+        <w:t>[2]</w:t>
       </w:r>
       <w:r>
         <w:rPr>
@@ -767,13 +775,9 @@
       </w:pPr>
       <w:r>
         <w:rPr>
-          <w:rFonts w:asciiTheme="minorEastAsia" w:hAnsiTheme="minorEastAsia" w:eastAsiaTheme="minorEastAsia" w:cstheme="minorBidi"/>
-          <w:kern w:val="2"/>
-          <w:sz w:val="21"/>
-          <w:szCs w:val="21"/>
-          <w:lang w:val="en-US" w:eastAsia="zh-CN" w:bidi="ar-SA"/>
-        </w:rPr>
-        <w:footnoteRef/>
+          <w:rStyle w:val="FootnoteReference"/>
+        </w:rPr>
+        <w:t>[1]</w:t>
       </w:r>
       <w:r>
         <w:rPr>
@@ -800,13 +804,9 @@
       </w:pPr>
       <w:r>
         <w:rPr>
-          <w:rFonts w:asciiTheme="minorEastAsia" w:hAnsiTheme="minorEastAsia" w:eastAsiaTheme="minorEastAsia" w:cstheme="minorBidi"/>
-          <w:kern w:val="2"/>
-          <w:sz w:val="21"/>
-          <w:szCs w:val="21"/>
-          <w:lang w:val="en-US" w:eastAsia="zh-CN" w:bidi="ar-SA"/>
-        </w:rPr>
-        <w:footnoteRef/>
+          <w:rStyle w:val="FootnoteReference"/>
+        </w:rPr>
+        <w:t>[3]</w:t>
       </w:r>
       <w:r>
         <w:rPr>
@@ -833,13 +833,9 @@
       </w:pPr>
       <w:r>
         <w:rPr>
-          <w:rFonts w:asciiTheme="minorEastAsia" w:hAnsiTheme="minorEastAsia" w:eastAsiaTheme="minorEastAsia" w:cstheme="minorBidi"/>
-          <w:kern w:val="2"/>
-          <w:sz w:val="21"/>
-          <w:szCs w:val="21"/>
-          <w:lang w:val="en-US" w:eastAsia="zh-CN" w:bidi="ar-SA"/>
-        </w:rPr>
-        <w:footnoteRef/>
+          <w:rStyle w:val="FootnoteReference"/>
+        </w:rPr>
+        <w:t>[4]</w:t>
       </w:r>
       <w:r>
         <w:rPr>
@@ -866,13 +862,9 @@
       </w:pPr>
       <w:r>
         <w:rPr>
-          <w:rFonts w:asciiTheme="minorEastAsia" w:hAnsiTheme="minorEastAsia" w:eastAsiaTheme="minorEastAsia" w:cstheme="minorBidi"/>
-          <w:kern w:val="2"/>
-          <w:sz w:val="21"/>
-          <w:szCs w:val="21"/>
-          <w:lang w:val="en-US" w:eastAsia="zh-CN" w:bidi="ar-SA"/>
-        </w:rPr>
-        <w:footnoteRef/>
+          <w:rStyle w:val="FootnoteReference"/>
+        </w:rPr>
+        <w:t>[5]</w:t>
       </w:r>
       <w:r>
         <w:rPr>
@@ -899,13 +891,9 @@
       </w:pPr>
       <w:r>
         <w:rPr>
-          <w:rFonts w:asciiTheme="minorEastAsia" w:hAnsiTheme="minorEastAsia" w:eastAsiaTheme="minorEastAsia" w:cstheme="minorBidi"/>
-          <w:kern w:val="2"/>
-          <w:sz w:val="21"/>
-          <w:szCs w:val="21"/>
-          <w:lang w:val="en-US" w:eastAsia="zh-CN" w:bidi="ar-SA"/>
-        </w:rPr>
-        <w:footnoteRef/>
+          <w:rStyle w:val="FootnoteReference"/>
+        </w:rPr>
+        <w:t>[6]</w:t>
       </w:r>
       <w:r>
         <w:rPr>
@@ -932,13 +920,9 @@
       </w:pPr>
       <w:r>
         <w:rPr>
-          <w:rFonts w:asciiTheme="minorEastAsia" w:hAnsiTheme="minorEastAsia" w:eastAsiaTheme="minorEastAsia" w:cstheme="minorBidi"/>
-          <w:kern w:val="2"/>
-          <w:sz w:val="21"/>
-          <w:szCs w:val="21"/>
-          <w:lang w:val="en-US" w:eastAsia="zh-CN" w:bidi="ar-SA"/>
-        </w:rPr>
-        <w:footnoteRef/>
+          <w:rStyle w:val="FootnoteReference"/>
+        </w:rPr>
+        <w:t>[7]</w:t>
       </w:r>
       <w:r>
         <w:rPr>
@@ -965,13 +949,9 @@
       </w:pPr>
       <w:r>
         <w:rPr>
-          <w:rFonts w:asciiTheme="minorEastAsia" w:hAnsiTheme="minorEastAsia" w:eastAsiaTheme="minorEastAsia" w:cstheme="minorBidi"/>
-          <w:kern w:val="2"/>
-          <w:sz w:val="21"/>
-          <w:szCs w:val="21"/>
-          <w:lang w:val="en-US" w:eastAsia="zh-CN" w:bidi="ar-SA"/>
-        </w:rPr>
-        <w:footnoteRef/>
+          <w:rStyle w:val="FootnoteReference"/>
+        </w:rPr>
+        <w:t>[8]</w:t>
       </w:r>
       <w:r>
         <w:rPr>
